--- a/backend/word/PEDICURE KLASYCZNY BEZ OPRACOWANIA PIĘT.docx
+++ b/backend/word/PEDICURE KLASYCZNY BEZ OPRACOWANIA PIĘT.docx
@@ -4,7 +4,7 @@
   <w:body>
     <w:p>
       <w:r>
-        <w:t>PEDICURE KLASYCZNY BEZ OPRACOWANIA PIĘT</w:t>
+        <w:t>Pedicure klasyczny bez opracowania pięt</w:t>
       </w:r>
     </w:p>
     <w:p>
@@ -146,10 +146,7 @@
     </w:p>
     <w:p>
       <w:r>
-        <w:t>Bezwzględne p</w:t>
-      </w:r>
-      <w:r>
-        <w:t>rzeciwwskazania do pedicure klasycznego:</w:t>
+        <w:t>Bezwzględne przeciwwskazania do pedicure klasycznego:</w:t>
       </w:r>
     </w:p>
     <w:p>
@@ -216,10 +213,7 @@
     <w:p/>
     <w:p>
       <w:r>
-        <w:t xml:space="preserve">Wskazówki </w:t>
-      </w:r>
-      <w:r>
-        <w:t>po pedicure klasycznym:</w:t>
+        <w:t>Wskazówki po pedicure klasycznym:</w:t>
       </w:r>
     </w:p>
     <w:p>
